--- a/deliverables/deliverable3/Group 4 AOS Report Deliverable 3.docx
+++ b/deliverables/deliverable3/Group 4 AOS Report Deliverable 3.docx
@@ -194,6 +194,9 @@
         <w:jc w:val="center"/>
       </w:pPr>
       <w:r>
+        <w:rPr>
+          <w:b/>
+        </w:rPr>
         <w:t>Memory Management and Process Synchronization</w:t>
       </w:r>
     </w:p>
@@ -204,6 +207,9 @@
         <w:jc w:val="both"/>
       </w:pPr>
       <w:r>
+        <w:rPr>
+          <w:b/>
+        </w:rPr>
         <w:t>1. Memory Management</w:t>
       </w:r>
     </w:p>
@@ -214,6 +220,9 @@
         <w:jc w:val="both"/>
       </w:pPr>
       <w:r>
+        <w:rPr>
+          <w:b/>
+        </w:rPr>
         <w:t>Paging System Design</w:t>
       </w:r>
     </w:p>
@@ -275,6 +284,9 @@
         <w:jc w:val="both"/>
       </w:pPr>
       <w:r>
+        <w:rPr>
+          <w:b/>
+        </w:rPr>
         <w:t>Handling Memory Overflow and Page Faults</w:t>
       </w:r>
     </w:p>
@@ -341,6 +353,9 @@
         <w:jc w:val="both"/>
       </w:pPr>
       <w:r>
+        <w:rPr>
+          <w:b/>
+        </w:rPr>
         <w:t>FIFO vs LRU Page Replacement Analysis</w:t>
       </w:r>
     </w:p>
@@ -546,6 +561,9 @@
         <w:jc w:val="both"/>
       </w:pPr>
       <w:r>
+        <w:rPr>
+          <w:b/>
+        </w:rPr>
         <w:t>2. Process Synchronization</w:t>
       </w:r>
     </w:p>
@@ -556,6 +574,9 @@
         <w:jc w:val="both"/>
       </w:pPr>
       <w:r>
+        <w:rPr>
+          <w:b/>
+        </w:rPr>
         <w:t>Mutex and Semaphore Usage</w:t>
       </w:r>
     </w:p>
@@ -622,6 +643,9 @@
         <w:jc w:val="both"/>
       </w:pPr>
       <w:r>
+        <w:rPr>
+          <w:b/>
+        </w:rPr>
         <w:t>Producer-Consumer Problem</w:t>
       </w:r>
     </w:p>
@@ -780,6 +804,9 @@
         <w:jc w:val="both"/>
       </w:pPr>
       <w:r>
+        <w:rPr>
+          <w:b/>
+        </w:rPr>
         <w:t>Dining Philosophers Problem</w:t>
       </w:r>
     </w:p>
@@ -873,6 +900,9 @@
         <w:jc w:val="both"/>
       </w:pPr>
       <w:r>
+        <w:rPr>
+          <w:b/>
+        </w:rPr>
         <w:t>3. Challenges and Improvements</w:t>
       </w:r>
     </w:p>
@@ -883,6 +913,9 @@
         <w:jc w:val="both"/>
       </w:pPr>
       <w:r>
+        <w:rPr>
+          <w:b/>
+        </w:rPr>
         <w:t>Challenges Encountered</w:t>
       </w:r>
     </w:p>
@@ -933,6 +966,9 @@
         <w:jc w:val="both"/>
       </w:pPr>
       <w:r>
+        <w:rPr>
+          <w:b/>
+        </w:rPr>
         <w:t>Potential Improvements</w:t>
       </w:r>
     </w:p>
@@ -996,6 +1032,9 @@
         <w:jc w:val="both"/>
       </w:pPr>
       <w:r>
+        <w:rPr>
+          <w:b/>
+        </w:rPr>
         <w:t>4. Screenshots</w:t>
       </w:r>
     </w:p>
